--- a/Word documents/Eton_A_Level_User_Guide.docx
+++ b/Word documents/Eton_A_Level_User_Guide.docx
@@ -4884,7 +4884,7 @@
           <w:sz w:val="22"/>
           <w:szCs w:val="22"/>
         </w:rPr>
-        <w:t xml:space="preserve"> (use this in Birley 12, or when AP has set the test as an EW) or </w:t>
+        <w:t xml:space="preserve"> (use this in Birley Schools, or when AP has set the test as an EW) or </w:t>
       </w:r>
       <w:r>
         <w:rPr>
@@ -5280,7 +5280,7 @@
           <w:sz w:val="22"/>
           <w:szCs w:val="22"/>
         </w:rPr>
-        <w:t xml:space="preserve"> box. This is the most important part: what caught you out, and how will you remember it? In Birley 12 you get a couple of minutes; in your House take as long as you need. The PDF button unlocks only after you have written for 30 seconds.</w:t>
+        <w:t xml:space="preserve"> box. This is the most important part: what caught you out, and how will you remember it? In Birley Schools you get a couple of minutes; in your House take as long as you need. The PDF button unlocks only after you have written for 30 seconds.</w:t>
       </w:r>
     </w:p>
     <w:p>
@@ -6086,7 +6086,7 @@
           <w:sz w:val="22"/>
           <w:szCs w:val="22"/>
         </w:rPr>
-        <w:t xml:space="preserve"> (work done in Birley 12) or </w:t>
+        <w:t xml:space="preserve"> (work done in Birley Schools) or </w:t>
       </w:r>
       <w:r>
         <w:rPr>
@@ -8431,7 +8431,7 @@
           <w:sz w:val="22"/>
           <w:szCs w:val="22"/>
         </w:rPr>
-        <w:t xml:space="preserve"> in Birley 12. Your questions may differ from your neighbour's. Between them, the practice tests cover the whole selection AP chose, and the ACTUAL TEST is a fresh random draw from all of it, so learning just one practice test will not be enough.</w:t>
+        <w:t xml:space="preserve"> in Birley Schools. Your questions may differ from your neighbour's. Between them, the practice tests cover the whole selection AP chose, and the ACTUAL TEST is a fresh random draw from all of it, so learning just one practice test will not be enough.</w:t>
       </w:r>
     </w:p>
     <w:p>

--- a/Word documents/Eton_A_Level_User_Guide.docx
+++ b/Word documents/Eton_A_Level_User_Guide.docx
@@ -1177,7 +1177,7 @@
           <w:sz w:val="22"/>
           <w:szCs w:val="22"/>
         </w:rPr>
-        <w:t xml:space="preserve">Each app is one web page. AP gives you the link (usually in OneNote or Teams). Open it in your browser on your iPad or computer.</w:t>
+        <w:t xml:space="preserve">Each app is one web page. Your teacher gives you the link (usually in OneNote or Teams). Open it in your browser on your iPad or computer.</w:t>
       </w:r>
     </w:p>
     <w:p>
@@ -1205,7 +1205,7 @@
           <w:sz w:val="22"/>
           <w:szCs w:val="22"/>
         </w:rPr>
-        <w:t xml:space="preserve">AP</w:t>
+        <w:t xml:space="preserve">Eton</w:t>
       </w:r>
       <w:r>
         <w:rPr>
@@ -1231,7 +1231,7 @@
           <w:sz w:val="22"/>
           <w:szCs w:val="22"/>
         </w:rPr>
-        <w:t xml:space="preserve">If AP publishes a newer version, the page refreshes itself once. Your saved answers are kept.</w:t>
+        <w:t xml:space="preserve">If your teacher publishes a newer version, the page refreshes itself once. Your saved answers are kept.</w:t>
       </w:r>
     </w:p>
     <w:p>
@@ -2264,7 +2264,7 @@
                 <w:sz w:val="20"/>
                 <w:szCs w:val="20"/>
               </w:rPr>
-              <w:t xml:space="preserve">⚡ AP Speed Challenge</w:t>
+              <w:t xml:space="preserve">⚡ Eton Speed Challenge</w:t>
             </w:r>
           </w:p>
         </w:tc>
@@ -3711,7 +3711,7 @@
           <w:sz w:val="28"/>
           <w:szCs w:val="28"/>
         </w:rPr>
-        <w:t xml:space="preserve">1.5 ⚡ AP Speed Challenge (the tile game)</w:t>
+        <w:t xml:space="preserve">1.5 ⚡ Eton Speed Challenge (the tile game)</w:t>
       </w:r>
     </w:p>
     <w:p>
@@ -4228,7 +4228,7 @@
           <w:sz w:val="22"/>
           <w:szCs w:val="22"/>
         </w:rPr>
-        <w:t xml:space="preserve">AP Spot Test</w:t>
+        <w:t xml:space="preserve">Eton Spot Test</w:t>
       </w:r>
       <w:r>
         <w:rPr>
@@ -4267,7 +4267,7 @@
           <w:sz w:val="22"/>
           <w:szCs w:val="22"/>
         </w:rPr>
-        <w:t xml:space="preserve"> is the same game but set by AP through a link or code. It is locked to AP's choice, starts with 2 teams, 16 tiles, English to the foreign language, 20 seconds a turn and a 3 minute game, and you stay in it until AP says stop. There is no leaving it (see Part 2).</w:t>
+        <w:t xml:space="preserve"> is the same game but set by your teacher through a link or code. It is locked to your teacher’s choice, starts with 2 teams, 16 tiles, English to the foreign language, 20 seconds a turn and a 3 minute game, and you stay in it until your teacher says stop. There is no leaving it (see Part 2).</w:t>
       </w:r>
     </w:p>
     <w:p>
@@ -4362,7 +4362,7 @@
           <w:sz w:val="22"/>
           <w:szCs w:val="22"/>
         </w:rPr>
-        <w:t xml:space="preserve">AP Spot Test · items per box</w:t>
+        <w:t xml:space="preserve">Eton Spot Test · items per box</w:t>
       </w:r>
       <w:r>
         <w:rPr>
@@ -4634,7 +4634,7 @@
                 <w:sz w:val="20"/>
                 <w:szCs w:val="20"/>
               </w:rPr>
-              <w:t xml:space="preserve">📋 AP Spot Test</w:t>
+              <w:t xml:space="preserve">📋 Eton Spot Test</w:t>
             </w:r>
           </w:p>
         </w:tc>
@@ -4665,7 +4665,7 @@
                 <w:sz w:val="20"/>
                 <w:szCs w:val="20"/>
               </w:rPr>
-              <w:t xml:space="preserve">A sheet of 5 boxes, for AP to </w:t>
+              <w:t xml:space="preserve">A sheet of 5 boxes, for your teacher to </w:t>
             </w:r>
             <w:r>
               <w:rPr>
@@ -4720,7 +4720,7 @@
                 <w:sz w:val="20"/>
                 <w:szCs w:val="20"/>
               </w:rPr>
-              <w:t xml:space="preserve">⏱ AP Spot Test: timed &amp; submitted</w:t>
+              <w:t xml:space="preserve">⏱ Eton Spot Test: timed &amp; submitted</w:t>
             </w:r>
           </w:p>
         </w:tc>
@@ -4776,7 +4776,7 @@
           <w:sz w:val="28"/>
           <w:szCs w:val="28"/>
         </w:rPr>
-        <w:t xml:space="preserve">1.7 The timed “AP Spot Test: timed &amp; submitted”, step by step</w:t>
+        <w:t xml:space="preserve">1.7 The timed “Eton Spot Test: timed &amp; submitted”, step by step</w:t>
       </w:r>
     </w:p>
     <w:p>
@@ -4804,7 +4804,7 @@
           <w:sz w:val="22"/>
           <w:szCs w:val="22"/>
         </w:rPr>
-        <w:t xml:space="preserve">⏱ AP Spot Test: timed &amp; submitted</w:t>
+        <w:t xml:space="preserve">⏱ Eton Spot Test: timed &amp; submitted</w:t>
       </w:r>
       <w:r>
         <w:rPr>
@@ -4840,7 +4840,7 @@
           <w:sz w:val="22"/>
           <w:szCs w:val="22"/>
         </w:rPr>
-        <w:t xml:space="preserve">Leave it on Mixed unless AP has told you otherwise.</w:t>
+        <w:t xml:space="preserve">Leave it on Mixed unless your teacher has told you otherwise.</w:t>
       </w:r>
       <w:r>
         <w:rPr>
@@ -4884,7 +4884,7 @@
           <w:sz w:val="22"/>
           <w:szCs w:val="22"/>
         </w:rPr>
-        <w:t xml:space="preserve"> (use this in Birley Schools, or when AP has set the test as an EW) or </w:t>
+        <w:t xml:space="preserve"> (use this in Birley Schools, or when your teacher has set the test as an EW) or </w:t>
       </w:r>
       <w:r>
         <w:rPr>
@@ -5427,7 +5427,7 @@
                 <w:sz w:val="21"/>
                 <w:szCs w:val="21"/>
               </w:rPr>
-              <w:t xml:space="preserve">do not stop to ask AP</w:t>
+              <w:t xml:space="preserve">do not stop to ask your teacher</w:t>
             </w:r>
             <w:r>
               <w:rPr>
@@ -5515,7 +5515,7 @@
           <w:sz w:val="28"/>
           <w:szCs w:val="28"/>
         </w:rPr>
-        <w:t xml:space="preserve">1.8 Writing with the Apple Pencil (AP PEN)</w:t>
+        <w:t xml:space="preserve">1.8 Writing with the Apple Pencil (Eton PEN)</w:t>
       </w:r>
     </w:p>
     <w:p>
@@ -5924,7 +5924,7 @@
           <w:sz w:val="22"/>
           <w:szCs w:val="22"/>
         </w:rPr>
-        <w:t xml:space="preserve"> (date, then a clear title such as "AP Spot Test on VV10a") with a </w:t>
+        <w:t xml:space="preserve"> (date, then a clear title such as "Eton Spot Test on VV10a") with a </w:t>
       </w:r>
       <w:r>
         <w:rPr>
@@ -6042,7 +6042,7 @@
           <w:sz w:val="22"/>
           <w:szCs w:val="22"/>
         </w:rPr>
-        <w:t xml:space="preserve">AP OneNote</w:t>
+        <w:t xml:space="preserve">your Div’s Class OneNote</w:t>
       </w:r>
       <w:r>
         <w:rPr>
@@ -6284,7 +6284,7 @@
           <w:sz w:val="22"/>
           <w:szCs w:val="22"/>
         </w:rPr>
-        <w:t xml:space="preserve">AP grammar recap</w:t>
+        <w:t xml:space="preserve">Eton grammar recap</w:t>
       </w:r>
       <w:r>
         <w:rPr>
@@ -7007,7 +7007,7 @@
           <w:sz w:val="22"/>
           <w:szCs w:val="22"/>
         </w:rPr>
-        <w:t xml:space="preserve"> They do not go to AP, they do not show on your other devices, and clearing the site data wipes them. They do not print either. You find the recaps in the A Level app (section 3.1, VVs and Gr EWs).</w:t>
+        <w:t xml:space="preserve"> They do not go to your teacher, they do not show on your other devices, and clearing the site data wipes them. They do not print either. You find the recaps in the A Level app (section 3.1, VVs and Gr EWs).</w:t>
       </w:r>
     </w:p>
     <w:tbl>
@@ -7322,7 +7322,7 @@
           <w:sz w:val="22"/>
           <w:szCs w:val="22"/>
         </w:rPr>
-        <w:t xml:space="preserve"> (making test links). You will not even see these unless AP has set up a key on that device.</w:t>
+        <w:t xml:space="preserve"> (making test links). You will not even see these unless your teacher has set up a key on that device.</w:t>
       </w:r>
     </w:p>
     <w:p>
@@ -7350,7 +7350,7 @@
           <w:sz w:val="22"/>
           <w:szCs w:val="22"/>
         </w:rPr>
-        <w:t xml:space="preserve">AP</w:t>
+        <w:t xml:space="preserve">Eton</w:t>
       </w:r>
       <w:r>
         <w:rPr>
@@ -7379,7 +7379,7 @@
           <w:sz w:val="36"/>
           <w:szCs w:val="36"/>
         </w:rPr>
-        <w:t xml:space="preserve">Part 2. Tests set by AP (Eton Tests)</w:t>
+        <w:t xml:space="preserve">Part 2. Tests set by your teacher (Eton Tests)</w:t>
       </w:r>
     </w:p>
     <w:p>
@@ -7421,7 +7421,7 @@
           <w:sz w:val="22"/>
           <w:szCs w:val="22"/>
         </w:rPr>
-        <w:t xml:space="preserve">When AP sets you a test (in class, or as an EW) you receive either a </w:t>
+        <w:t xml:space="preserve">When your teacher sets you a test (in class, or as an EW) you receive either a </w:t>
       </w:r>
       <w:r>
         <w:rPr>
@@ -7675,7 +7675,7 @@
           <w:sz w:val="22"/>
           <w:szCs w:val="22"/>
         </w:rPr>
-        <w:t xml:space="preserve">If you see "There is no test called X", check the code with AP. Codes AP has only just added can take about a minute to work.</w:t>
+        <w:t xml:space="preserve">If you see "There is no test called X", check the code with your teacher. Codes your teacher has only just added can take about a minute to work.</w:t>
       </w:r>
     </w:p>
     <w:p>
@@ -8004,7 +8004,7 @@
                 <w:sz w:val="20"/>
                 <w:szCs w:val="20"/>
               </w:rPr>
-              <w:t xml:space="preserve">: the tile game, locked to AP's choice.</w:t>
+              <w:t xml:space="preserve">: the tile game, locked to your teacher’s choice.</w:t>
             </w:r>
           </w:p>
         </w:tc>
@@ -8279,7 +8279,7 @@
                 <w:sz w:val="20"/>
                 <w:szCs w:val="20"/>
               </w:rPr>
-              <w:t xml:space="preserve"> on one card that AP has fixed for you (F French, S Spanish, I Italian; see 2.3).</w:t>
+              <w:t xml:space="preserve"> on one card that your teacher has fixed for you (F French, S Spanish, I Italian; see 2.3).</w:t>
             </w:r>
           </w:p>
         </w:tc>
@@ -8374,7 +8374,7 @@
                 <w:sz w:val="20"/>
                 <w:szCs w:val="20"/>
               </w:rPr>
-              <w:t xml:space="preserve">. The app opens straight into a drill that AP has chosen. No timer, nothing logged. Press </w:t>
+              <w:t xml:space="preserve">. The app opens straight into a drill that your teacher has chosen. No timer, nothing logged. Press </w:t>
             </w:r>
             <w:r>
               <w:rPr>
@@ -8413,7 +8413,7 @@
           <w:sz w:val="22"/>
           <w:szCs w:val="22"/>
         </w:rPr>
-        <w:t xml:space="preserve">AP often sets the same set as two or three practice tests (named, for example, "VV11b PRACTICE 1, 2 and 3") for you to do at home, then the </w:t>
+        <w:t xml:space="preserve">Eton often sets the same set as two or three practice tests (named, for example, "VV11b PRACTICE 1, 2 and 3") for you to do at home, then the </w:t>
       </w:r>
       <w:r>
         <w:rPr>
@@ -8431,7 +8431,7 @@
           <w:sz w:val="22"/>
           <w:szCs w:val="22"/>
         </w:rPr>
-        <w:t xml:space="preserve"> in Birley Schools. Your questions may differ from your neighbour's. Between them, the practice tests cover the whole selection AP chose, and the ACTUAL TEST is a fresh random draw from all of it, so learning just one practice test will not be enough.</w:t>
+        <w:t xml:space="preserve"> in Birley Schools. Your questions may differ from your neighbour's. Between them, the practice tests cover the whole selection your teacher chose, and the ACTUAL TEST is a fresh random draw from all of it, so learning just one practice test will not be enough.</w:t>
       </w:r>
     </w:p>
     <w:p>
@@ -8544,7 +8544,7 @@
           <w:sz w:val="22"/>
           <w:szCs w:val="22"/>
         </w:rPr>
-        <w:t xml:space="preserve">✅ TEST SET BY AP</w:t>
+        <w:t xml:space="preserve">✅ TEST SET BY YOUR TEACHER</w:t>
       </w:r>
       <w:r>
         <w:rPr>
@@ -8642,17 +8642,17 @@
           <w:sz w:val="22"/>
           <w:szCs w:val="22"/>
         </w:rPr>
-        <w:t xml:space="preserve">There is no session timer. You stay until AP says stop. </w:t>
-      </w:r>
-      <w:r>
-        <w:rPr>
-          <w:rFonts w:ascii="Arial" w:cs="Arial" w:eastAsia="Arial" w:hAnsi="Arial"/>
-          <w:b/>
-          <w:bCs/>
-          <w:sz w:val="22"/>
-          <w:szCs w:val="22"/>
-        </w:rPr>
-        <w:t xml:space="preserve">⏹ End session (ask AP first)</w:t>
+        <w:t xml:space="preserve">There is no session timer. You stay until your teacher says stop. </w:t>
+      </w:r>
+      <w:r>
+        <w:rPr>
+          <w:rFonts w:ascii="Arial" w:cs="Arial" w:eastAsia="Arial" w:hAnsi="Arial"/>
+          <w:b/>
+          <w:bCs/>
+          <w:sz w:val="22"/>
+          <w:szCs w:val="22"/>
+        </w:rPr>
+        <w:t xml:space="preserve">⏹ End session (ask your teacher first)</w:t>
       </w:r>
       <w:r>
         <w:rPr>
@@ -8809,7 +8809,7 @@
           <w:sz w:val="22"/>
           <w:szCs w:val="22"/>
         </w:rPr>
-        <w:t xml:space="preserve">one card fixed by AP</w:t>
+        <w:t xml:space="preserve">one card fixed by your teacher</w:t>
       </w:r>
       <w:r>
         <w:rPr>
@@ -8853,7 +8853,7 @@
           <w:sz w:val="22"/>
           <w:szCs w:val="22"/>
         </w:rPr>
-        <w:t xml:space="preserve"> box opens by itself, headed "Set by AP (ORI101): this is your card. Record your answers, then follow the steps to send your PDF and recording."</w:t>
+        <w:t xml:space="preserve"> box opens by itself, headed "Set by your teacher (ORI101): this is your card. Record your answers, then follow the steps to send your PDF and recording."</w:t>
       </w:r>
     </w:p>
     <w:p>
@@ -9978,7 +9978,7 @@
                 <w:sz w:val="20"/>
                 <w:szCs w:val="20"/>
               </w:rPr>
-              <w:t xml:space="preserve">AP Oral Cycle Practice</w:t>
+              <w:t xml:space="preserve">Eton Oral Cycle Practice</w:t>
             </w:r>
           </w:p>
         </w:tc>
@@ -10339,7 +10339,7 @@
           <w:sz w:val="22"/>
           <w:szCs w:val="22"/>
         </w:rPr>
-        <w:t xml:space="preserve">⏱ AP Timed Spot Test</w:t>
+        <w:t xml:space="preserve">⏱ Eton Timed Spot Test</w:t>
       </w:r>
       <w:r>
         <w:rPr>
@@ -10701,7 +10701,7 @@
           <w:sz w:val="22"/>
           <w:szCs w:val="22"/>
         </w:rPr>
-        <w:t xml:space="preserve">⏱ AP Timed Spot Test: this sub-theme</w:t>
+        <w:t xml:space="preserve">⏱ Eton Timed Spot Test: this sub-theme</w:t>
       </w:r>
       <w:r>
         <w:rPr>
@@ -11649,7 +11649,7 @@
           <w:sz w:val="22"/>
           <w:szCs w:val="22"/>
         </w:rPr>
-        <w:t xml:space="preserve">⏱ AP Timed Spot Test: this KTR</w:t>
+        <w:t xml:space="preserve">⏱ Eton Timed Spot Test: this KTR</w:t>
       </w:r>
       <w:r>
         <w:rPr>
@@ -11705,7 +11705,7 @@
           <w:sz w:val="22"/>
           <w:szCs w:val="22"/>
         </w:rPr>
-        <w:t xml:space="preserve">⏱ AP Timed Spot Test:</w:t>
+        <w:t xml:space="preserve">⏱ Eton Timed Spot Test:</w:t>
       </w:r>
       <w:r>
         <w:rPr>
@@ -11912,7 +11912,7 @@
           <w:sz w:val="22"/>
           <w:szCs w:val="22"/>
         </w:rPr>
-        <w:t xml:space="preserve">⚡ AP Speed Challenge: KTR words</w:t>
+        <w:t xml:space="preserve">⚡ Eton Speed Challenge: KTR words</w:t>
       </w:r>
       <w:r>
         <w:rPr>
@@ -12444,7 +12444,7 @@
           <w:sz w:val="22"/>
           <w:szCs w:val="22"/>
         </w:rPr>
-        <w:t xml:space="preserve">, in the AP Spot Tests (which follow your drill choices: mode, direction and topic) and in the KTR Challenge. Mixed is the default, and the level is printed on your PDF.</w:t>
+        <w:t xml:space="preserve">, in the Eton Spot Tests (which follow your drill choices: mode, direction and topic) and in the KTR Challenge. Mixed is the default, and the level is printed on your PDF.</w:t>
       </w:r>
     </w:p>
     <w:p>
@@ -12467,7 +12467,7 @@
           <w:sz w:val="22"/>
           <w:szCs w:val="22"/>
         </w:rPr>
-        <w:t xml:space="preserve">⚡ AP Speed Challenge</w:t>
+        <w:t xml:space="preserve">⚡ Eton Speed Challenge</w:t>
       </w:r>
       <w:r>
         <w:rPr>
@@ -15791,7 +15791,7 @@
           <w:sz w:val="22"/>
           <w:szCs w:val="22"/>
         </w:rPr>
-        <w:t xml:space="preserve">Answer by typing, or write with the Pencil (AP PEN). Multiple choice uses buttons. Q6 uses tick boxes (maximum 4). </w:t>
+        <w:t xml:space="preserve">Answer by typing, or write with the Pencil (Eton PEN). Multiple choice uses buttons. Q6 uses tick boxes (maximum 4). </w:t>
       </w:r>
       <w:r>
         <w:rPr>
@@ -16020,7 +16020,7 @@
           <w:sz w:val="22"/>
           <w:szCs w:val="22"/>
         </w:rPr>
-        <w:t xml:space="preserve">"Unsure about something?" Do not interrupt the session. Mark it wrong if in doubt, then ask AP afterwards.</w:t>
+        <w:t xml:space="preserve">"Unsure about something?" Do not interrupt the session. Mark it wrong if in doubt, then ask your teacher afterwards.</w:t>
       </w:r>
     </w:p>
     <w:p>
@@ -16038,7 +16038,7 @@
           <w:sz w:val="24"/>
           <w:szCs w:val="24"/>
         </w:rPr>
-        <w:t xml:space="preserve">E. AP Oral Cycle Practice</w:t>
+        <w:t xml:space="preserve">E. Eton Oral Cycle Practice</w:t>
       </w:r>
     </w:p>
     <w:p>
@@ -17448,7 +17448,7 @@
           <w:sz w:val="22"/>
           <w:szCs w:val="22"/>
         </w:rPr>
-        <w:t xml:space="preserve">📋 AP Spot Test</w:t>
+        <w:t xml:space="preserve">📋 Eton Spot Test</w:t>
       </w:r>
       <w:r>
         <w:rPr>
@@ -17466,7 +17466,7 @@
           <w:sz w:val="22"/>
           <w:szCs w:val="22"/>
         </w:rPr>
-        <w:t xml:space="preserve">⏱ AP Spot Test: timed &amp; submitted</w:t>
+        <w:t xml:space="preserve">⏱ Eton Spot Test: timed &amp; submitted</w:t>
       </w:r>
       <w:r>
         <w:rPr>
@@ -17562,7 +17562,7 @@
           <w:sz w:val="22"/>
           <w:szCs w:val="22"/>
         </w:rPr>
-        <w:t xml:space="preserve"> "Eton A Level VVs, Gr EWs &amp; Translation". Subtitle: "A Level French · Pearson Edexcel · Topics 1–12 · Verb &amp; Vocab Structures · AP Grammar". A bar across the top has seven modes:</w:t>
+        <w:t xml:space="preserve"> "Eton A Level VVs, Gr EWs &amp; Translation". Subtitle: "A Level French · Pearson Edexcel · Topics 1–12 · Verb &amp; Vocab Structures · Eton Grammar". A bar across the top has seven modes:</w:t>
       </w:r>
     </w:p>
     <w:tbl>
@@ -17958,7 +17958,7 @@
                 <w:sz w:val="20"/>
                 <w:szCs w:val="20"/>
               </w:rPr>
-              <w:t xml:space="preserve">🌐 AP Metalanguage Formulae</w:t>
+              <w:t xml:space="preserve">🌐 Eton Metalanguage Formulae</w:t>
             </w:r>
           </w:p>
         </w:tc>
@@ -19359,7 +19359,7 @@
           <w:sz w:val="22"/>
           <w:szCs w:val="22"/>
         </w:rPr>
-        <w:t xml:space="preserve">"Want an AP grammar recap?"</w:t>
+        <w:t xml:space="preserve">"Want an Eton grammar recap?"</w:t>
       </w:r>
       <w:r>
         <w:rPr>
@@ -19679,7 +19679,7 @@
           <w:sz w:val="22"/>
           <w:szCs w:val="22"/>
         </w:rPr>
-        <w:t xml:space="preserve">"Want an AP grammar recap? Gr N · [chapter title]"</w:t>
+        <w:t xml:space="preserve">"Want an Eton grammar recap? Gr N · [chapter title]"</w:t>
       </w:r>
       <w:r>
         <w:rPr>
@@ -19735,7 +19735,7 @@
           <w:sz w:val="22"/>
           <w:szCs w:val="22"/>
         </w:rPr>
-        <w:t xml:space="preserve">AP mnemonics</w:t>
+        <w:t xml:space="preserve">Eton mnemonics</w:t>
       </w:r>
       <w:r>
         <w:rPr>
@@ -19977,7 +19977,7 @@
           <w:sz w:val="24"/>
           <w:szCs w:val="24"/>
         </w:rPr>
-        <w:t xml:space="preserve">AP Metalanguage Formulae</w:t>
+        <w:t xml:space="preserve">Eton Metalanguage Formulae</w:t>
       </w:r>
     </w:p>
     <w:p>
@@ -20392,7 +20392,7 @@
           <w:sz w:val="22"/>
           <w:szCs w:val="22"/>
         </w:rPr>
-        <w:t xml:space="preserve">⚡ AP Speed Challenge</w:t>
+        <w:t xml:space="preserve">⚡ Eton Speed Challenge</w:t>
       </w:r>
       <w:r>
         <w:rPr>
@@ -20749,7 +20749,7 @@
                 <w:sz w:val="20"/>
                 <w:szCs w:val="20"/>
               </w:rPr>
-              <w:t xml:space="preserve">AP Oral Cycle</w:t>
+              <w:t xml:space="preserve">Eton Oral Cycle</w:t>
             </w:r>
           </w:p>
         </w:tc>
@@ -20956,7 +20956,7 @@
                 <w:sz w:val="20"/>
                 <w:szCs w:val="20"/>
               </w:rPr>
-              <w:t xml:space="preserve">AP Toolkit</w:t>
+              <w:t xml:space="preserve">Eton Toolkit</w:t>
             </w:r>
           </w:p>
         </w:tc>
@@ -20996,7 +20996,7 @@
                 <w:sz w:val="20"/>
                 <w:szCs w:val="20"/>
               </w:rPr>
-              <w:t xml:space="preserve">★ All AP Toolkit</w:t>
+              <w:t xml:space="preserve">★ All Eton Toolkit</w:t>
             </w:r>
           </w:p>
         </w:tc>
@@ -22501,7 +22501,7 @@
           <w:sz w:val="22"/>
           <w:szCs w:val="22"/>
         </w:rPr>
-        <w:t xml:space="preserve">⚡ AP Speed Challenge</w:t>
+        <w:t xml:space="preserve">⚡ Eton Speed Challenge</w:t>
       </w:r>
       <w:r>
         <w:rPr>
@@ -23332,7 +23332,7 @@
           <w:sz w:val="22"/>
           <w:szCs w:val="22"/>
         </w:rPr>
-        <w:t xml:space="preserve">⏱ AP Spot Test: timed &amp; submitted</w:t>
+        <w:t xml:space="preserve">⏱ Eton Spot Test: timed &amp; submitted</w:t>
       </w:r>
       <w:r>
         <w:rPr>
@@ -23641,7 +23641,7 @@
                 <w:sz w:val="20"/>
                 <w:szCs w:val="20"/>
               </w:rPr>
-              <w:t xml:space="preserve">Check the letters and numbers. Wait a minute if AP has only just added it. Make sure you are online.</w:t>
+              <w:t xml:space="preserve">Check the letters and numbers. Wait a minute if your teacher has only just added it. Make sure you are online.</w:t>
             </w:r>
           </w:p>
         </w:tc>
@@ -24174,7 +24174,7 @@
                 <w:sz w:val="20"/>
                 <w:szCs w:val="20"/>
               </w:rPr>
-              <w:t xml:space="preserve">Do not stop the session to ask. Mark it wrong if in doubt. Ask AP afterwards.</w:t>
+              <w:t xml:space="preserve">Do not stop the session to ask. Mark it wrong if in doubt. Ask your teacher afterwards.</w:t>
             </w:r>
           </w:p>
         </w:tc>
@@ -24195,7 +24195,7 @@
           <w:sz w:val="22"/>
           <w:szCs w:val="22"/>
         </w:rPr>
-        <w:t xml:space="preserve">Questions about this guide or a mistake in an app? Tell AP in class.</w:t>
+        <w:t xml:space="preserve">Questions about this guide or a mistake in an app? Tell your teacher in class.</w:t>
       </w:r>
     </w:p>
     <w:sectPr>
@@ -24263,7 +24263,7 @@
         <w:sz w:val="16"/>
         <w:szCs w:val="16"/>
       </w:rPr>
-      <w:t xml:space="preserve">AP Resources: A Level Guide   |   Page </w:t>
+      <w:t xml:space="preserve">Eton Resources: A Level Guide   |   Page </w:t>
     </w:r>
     <w:r>
       <w:rPr>

--- a/Word documents/Eton_A_Level_User_Guide.docx
+++ b/Word documents/Eton_A_Level_User_Guide.docx
@@ -91,7 +91,7 @@
           <w:sz w:val="20"/>
           <w:szCs w:val="20"/>
         </w:rPr>
-        <w:t xml:space="preserve">Updated 12 October 2026 to match the latest versions of the apps.</w:t>
+        <w:t>Updated 15 October 2026 to match the latest versions of the apps.</w:t>
       </w:r>
     </w:p>
     <w:p>
@@ -18170,87 +18170,115 @@
           <w:sz w:val="22"/>
           <w:szCs w:val="22"/>
         </w:rPr>
-        <w:t xml:space="preserve">Vocab Set:</w:t>
-      </w:r>
-      <w:r>
-        <w:rPr>
-          <w:rFonts w:ascii="Arial" w:cs="Arial" w:eastAsia="Arial" w:hAnsi="Arial"/>
-          <w:sz w:val="22"/>
-          <w:szCs w:val="22"/>
-        </w:rPr>
-        <w:t xml:space="preserve"> </w:t>
-      </w:r>
-      <w:r>
-        <w:rPr>
-          <w:rFonts w:ascii="Arial" w:cs="Arial" w:eastAsia="Arial" w:hAnsi="Arial"/>
-          <w:b/>
-          <w:bCs/>
-          <w:sz w:val="22"/>
-          <w:szCs w:val="22"/>
-        </w:rPr>
-        <w:t xml:space="preserve">Michaelmas Trials</w:t>
-      </w:r>
-      <w:r>
-        <w:rPr>
-          <w:rFonts w:ascii="Arial" w:cs="Arial" w:eastAsia="Arial" w:hAnsi="Arial"/>
-          <w:sz w:val="22"/>
-          <w:szCs w:val="22"/>
-        </w:rPr>
-        <w:t xml:space="preserve">, </w:t>
-      </w:r>
-      <w:r>
-        <w:rPr>
-          <w:rFonts w:ascii="Arial" w:cs="Arial" w:eastAsia="Arial" w:hAnsi="Arial"/>
-          <w:b/>
-          <w:bCs/>
-          <w:sz w:val="22"/>
-          <w:szCs w:val="22"/>
-        </w:rPr>
-        <w:t xml:space="preserve">Summer Trials</w:t>
-      </w:r>
-      <w:r>
-        <w:rPr>
-          <w:rFonts w:ascii="Arial" w:cs="Arial" w:eastAsia="Arial" w:hAnsi="Arial"/>
-          <w:sz w:val="22"/>
-          <w:szCs w:val="22"/>
-        </w:rPr>
-        <w:t xml:space="preserve">, then </w:t>
-      </w:r>
-      <w:r>
-        <w:rPr>
-          <w:rFonts w:ascii="Arial" w:cs="Arial" w:eastAsia="Arial" w:hAnsi="Arial"/>
-          <w:b/>
-          <w:bCs/>
-          <w:sz w:val="22"/>
-          <w:szCs w:val="22"/>
-        </w:rPr>
-        <w:t xml:space="preserve">VV1a, VV1b, VV1c, VV1 Entire</w:t>
-      </w:r>
-      <w:r>
-        <w:rPr>
-          <w:rFonts w:ascii="Arial" w:cs="Arial" w:eastAsia="Arial" w:hAnsi="Arial"/>
-          <w:sz w:val="22"/>
-          <w:szCs w:val="22"/>
-        </w:rPr>
-        <w:t xml:space="preserve"> up to </w:t>
-      </w:r>
-      <w:r>
-        <w:rPr>
-          <w:rFonts w:ascii="Arial" w:cs="Arial" w:eastAsia="Arial" w:hAnsi="Arial"/>
-          <w:b/>
-          <w:bCs/>
-          <w:sz w:val="22"/>
-          <w:szCs w:val="22"/>
-        </w:rPr>
-        <w:t xml:space="preserve">VV12 Entire</w:t>
-      </w:r>
-      <w:r>
-        <w:rPr>
-          <w:rFonts w:ascii="Arial" w:cs="Arial" w:eastAsia="Arial" w:hAnsi="Arial"/>
-          <w:sz w:val="22"/>
-          <w:szCs w:val="22"/>
-        </w:rPr>
-        <w:t xml:space="preserve"> (50 sets). VV1 to VV12 line up with Topics 1 to 12.</w:t>
+        <w:t>Vocab Set:</w:t>
+      </w:r>
+      <w:r>
+        <w:rPr>
+          <w:rFonts w:ascii="Arial" w:cs="Arial" w:eastAsia="Arial" w:hAnsi="Arial"/>
+          <w:sz w:val="22"/>
+          <w:szCs w:val="22"/>
+        </w:rPr>
+        <w:t xml:space="preserve"> choose from three groups. </w:t>
+      </w:r>
+      <w:r>
+        <w:rPr>
+          <w:rFonts w:ascii="Arial" w:cs="Arial" w:eastAsia="Arial" w:hAnsi="Arial"/>
+          <w:b/>
+          <w:bCs/>
+          <w:sz w:val="22"/>
+          <w:szCs w:val="22"/>
+        </w:rPr>
+        <w:t>Topic Vocabulary (TV):</w:t>
+      </w:r>
+      <w:r>
+        <w:rPr>
+          <w:rFonts w:ascii="Arial" w:cs="Arial" w:eastAsia="Arial" w:hAnsi="Arial"/>
+          <w:sz w:val="22"/>
+          <w:szCs w:val="22"/>
+        </w:rPr>
+        <w:t xml:space="preserve"> TV1a, TV1b, TV1c, TV1 Entire up to TV12 Entire (48 sets), the topic vocabulary only. </w:t>
+      </w:r>
+      <w:r>
+        <w:rPr>
+          <w:rFonts w:ascii="Arial" w:cs="Arial" w:eastAsia="Arial" w:hAnsi="Arial"/>
+          <w:b/>
+          <w:bCs/>
+          <w:sz w:val="22"/>
+          <w:szCs w:val="22"/>
+        </w:rPr>
+        <w:t>Verb Structures (VS):</w:t>
+      </w:r>
+      <w:r>
+        <w:rPr>
+          <w:rFonts w:ascii="Arial" w:cs="Arial" w:eastAsia="Arial" w:hAnsi="Arial"/>
+          <w:sz w:val="22"/>
+          <w:szCs w:val="22"/>
+        </w:rPr>
+        <w:t xml:space="preserve"> VS1a, VS1b, VS1c, VS1 Entire up to VS12 Entire (48 sets), the verb structures only, in alphabetical order. </w:t>
+      </w:r>
+      <w:r>
+        <w:rPr>
+          <w:rFonts w:ascii="Arial" w:cs="Arial" w:eastAsia="Arial" w:hAnsi="Arial"/>
+          <w:b/>
+          <w:bCs/>
+          <w:sz w:val="22"/>
+          <w:szCs w:val="22"/>
+        </w:rPr>
+        <w:t>Combined (VV):</w:t>
+      </w:r>
+      <w:r>
+        <w:rPr>
+          <w:rFonts w:ascii="Arial" w:cs="Arial" w:eastAsia="Arial" w:hAnsi="Arial"/>
+          <w:sz w:val="22"/>
+          <w:szCs w:val="22"/>
+        </w:rPr>
+        <w:t xml:space="preserve"> Michaelmas Trials, Summer Trials, then VV1a, VV1b, VV1c, VV1 Entire up to VV12 Entire (50 sets), topic vocabulary and verb structures together. TV1 to TV12, VS1 to VS12 and VV1 to VV12 all line up with Topics 1 to 12.</w:t>
+      </w:r>
+    </w:p>
+    <w:p>
+      <w:pPr>
+        <w:pStyle w:val="ListParagraph"/>
+        <w:numPr>
+          <w:ilvl w:val="0"/>
+          <w:numId w:val="2"/>
+        </w:numPr>
+        <w:spacing w:after="60" w:line="276"/>
+      </w:pPr>
+      <w:r>
+        <w:rPr>
+          <w:rFonts w:ascii="Arial" w:cs="Arial" w:eastAsia="Arial" w:hAnsi="Arial"/>
+          <w:b/>
+          <w:bCs/>
+          <w:sz w:val="22"/>
+          <w:szCs w:val="22"/>
+        </w:rPr>
+        <w:t>TV1a</w:t>
+      </w:r>
+      <w:r>
+        <w:rPr>
+          <w:rFonts w:ascii="Arial" w:cs="Arial" w:eastAsia="Arial" w:hAnsi="Arial"/>
+          <w:sz w:val="22"/>
+          <w:szCs w:val="22"/>
+        </w:rPr>
+        <w:t xml:space="preserve"> is the topic vocabulary of VV1a and </w:t>
+      </w:r>
+      <w:r>
+        <w:rPr>
+          <w:rFonts w:ascii="Arial" w:cs="Arial" w:eastAsia="Arial" w:hAnsi="Arial"/>
+          <w:b/>
+          <w:bCs/>
+          <w:sz w:val="22"/>
+          <w:szCs w:val="22"/>
+        </w:rPr>
+        <w:t>VS1a</w:t>
+      </w:r>
+      <w:r>
+        <w:rPr>
+          <w:rFonts w:ascii="Arial" w:cs="Arial" w:eastAsia="Arial" w:hAnsi="Arial"/>
+          <w:sz w:val="22"/>
+          <w:szCs w:val="22"/>
+        </w:rPr>
+        <w:t xml:space="preserve"> is its verb structures, so TV1a and VS1a together make VV1a (the same goes for every set). Your teacher will tell you which sets to learn. 📖 View &amp; Print and the ⚡ Speed Challenge list the same three groups.</w:t>
       </w:r>
     </w:p>
     <w:p>

--- a/Word documents/Eton_A_Level_User_Guide.docx
+++ b/Word documents/Eton_A_Level_User_Guide.docx
@@ -18170,69 +18170,7 @@
           <w:sz w:val="22"/>
           <w:szCs w:val="22"/>
         </w:rPr>
-        <w:t>Vocab Set:</w:t>
-      </w:r>
-      <w:r>
-        <w:rPr>
-          <w:rFonts w:ascii="Arial" w:cs="Arial" w:eastAsia="Arial" w:hAnsi="Arial"/>
-          <w:sz w:val="22"/>
-          <w:szCs w:val="22"/>
-        </w:rPr>
-        <w:t xml:space="preserve"> choose from three groups. </w:t>
-      </w:r>
-      <w:r>
-        <w:rPr>
-          <w:rFonts w:ascii="Arial" w:cs="Arial" w:eastAsia="Arial" w:hAnsi="Arial"/>
-          <w:b/>
-          <w:bCs/>
-          <w:sz w:val="22"/>
-          <w:szCs w:val="22"/>
-        </w:rPr>
-        <w:t>Topic Vocabulary (TV):</w:t>
-      </w:r>
-      <w:r>
-        <w:rPr>
-          <w:rFonts w:ascii="Arial" w:cs="Arial" w:eastAsia="Arial" w:hAnsi="Arial"/>
-          <w:sz w:val="22"/>
-          <w:szCs w:val="22"/>
-        </w:rPr>
-        <w:t xml:space="preserve"> TV1a, TV1b, TV1c, TV1 Entire up to TV12 Entire (48 sets), the topic vocabulary only. </w:t>
-      </w:r>
-      <w:r>
-        <w:rPr>
-          <w:rFonts w:ascii="Arial" w:cs="Arial" w:eastAsia="Arial" w:hAnsi="Arial"/>
-          <w:b/>
-          <w:bCs/>
-          <w:sz w:val="22"/>
-          <w:szCs w:val="22"/>
-        </w:rPr>
-        <w:t>Verb Structures (VS):</w:t>
-      </w:r>
-      <w:r>
-        <w:rPr>
-          <w:rFonts w:ascii="Arial" w:cs="Arial" w:eastAsia="Arial" w:hAnsi="Arial"/>
-          <w:sz w:val="22"/>
-          <w:szCs w:val="22"/>
-        </w:rPr>
-        <w:t xml:space="preserve"> VS1a, VS1b, VS1c, VS1 Entire up to VS12 Entire (48 sets), the verb structures only, in alphabetical order. </w:t>
-      </w:r>
-      <w:r>
-        <w:rPr>
-          <w:rFonts w:ascii="Arial" w:cs="Arial" w:eastAsia="Arial" w:hAnsi="Arial"/>
-          <w:b/>
-          <w:bCs/>
-          <w:sz w:val="22"/>
-          <w:szCs w:val="22"/>
-        </w:rPr>
-        <w:t>Combined (VV):</w:t>
-      </w:r>
-      <w:r>
-        <w:rPr>
-          <w:rFonts w:ascii="Arial" w:cs="Arial" w:eastAsia="Arial" w:hAnsi="Arial"/>
-          <w:sz w:val="22"/>
-          <w:szCs w:val="22"/>
-        </w:rPr>
-        <w:t xml:space="preserve"> Michaelmas Trials, Summer Trials, then VV1a, VV1b, VV1c, VV1 Entire up to VV12 Entire (50 sets), topic vocabulary and verb structures together. TV1 to TV12, VS1 to VS12 and VV1 to VV12 all line up with Topics 1 to 12.</w:t>
+        <w:t>What to practise: three labelled rows, each with its own dropdown. Topic Vocab Only (TV1a, TV1b, TV1c, TV1 Entire up to TV12 Entire) is the topic vocabulary only. Verb Structures Only (VS1a up to VS12 Entire) is the verb structures only, in alphabetical order. Vocab and Verbs together (Michaelmas Trials, Summer Trials, then VV1a up to VV12 Entire) is both. Press a row's button, or change its dropdown, to choose; the highlighted row is the one used, and the number of phrases is shown beside each. TV1 to TV12, VS1 to VS12 and VV1 to VV12 all line up with Topics 1 to 12.</w:t>
       </w:r>
     </w:p>
     <w:p>

--- a/Word documents/Eton_A_Level_User_Guide.docx
+++ b/Word documents/Eton_A_Level_User_Guide.docx
@@ -91,7 +91,7 @@
           <w:sz w:val="20"/>
           <w:szCs w:val="20"/>
         </w:rPr>
-        <w:t>Updated 15 October 2026 to match the latest versions of the apps.</w:t>
+        <w:t>Updated 16 October 2026 to match the latest versions of the apps.</w:t>
       </w:r>
     </w:p>
     <w:p>
@@ -4902,7 +4902,7 @@
           <w:sz w:val="22"/>
           <w:szCs w:val="22"/>
         </w:rPr>
-        <w:t xml:space="preserve">. You cannot change your mind once you start. The clock starts the moment you tap and cannot be paused. Blank answers score 0.</w:t>
+        <w:t>. You cannot change your mind once you start. The clock starts the moment you tap and cannot be paused. If the clock at the top of the screen distracts you, tap it to make it smaller (tap again to make it bigger); it stays on screen. Blank answers score 0.</w:t>
       </w:r>
     </w:p>
     <w:p>

--- a/Word documents/Eton_A_Level_User_Guide.docx
+++ b/Word documents/Eton_A_Level_User_Guide.docx
@@ -499,7 +499,7 @@
                   <w:szCs w:val="20"/>
                   <w:u w:val="single"/>
                 </w:rPr>
-                <w:t xml:space="preserve">Eton Tests (set tests)</w:t>
+                <w:t xml:space="preserve">AP Tests (set tests)</w:t>
               </w:r>
             </w:hyperlink>
           </w:p>
@@ -1249,7 +1249,7 @@
           <w:sz w:val="22"/>
           <w:szCs w:val="22"/>
         </w:rPr>
-        <w:t xml:space="preserve">The Eton Tests page and the set tests need an internet connection. Pages that only drill are happy once they have loaded.</w:t>
+        <w:t xml:space="preserve">The AP Tests page and the set tests need an internet connection. Pages that only drill are happy once they have loaded.</w:t>
       </w:r>
     </w:p>
     <w:p>
@@ -7358,7 +7358,7 @@
           <w:sz w:val="22"/>
           <w:szCs w:val="22"/>
         </w:rPr>
-        <w:t xml:space="preserve"> button at the foot of the Eton Tests page.</w:t>
+        <w:t xml:space="preserve"> button at the foot of the AP Tests page.</w:t>
       </w:r>
     </w:p>
     <w:p>
@@ -7379,7 +7379,7 @@
           <w:sz w:val="36"/>
           <w:szCs w:val="36"/>
         </w:rPr>
-        <w:t xml:space="preserve">Part 2. Tests set by your teacher (Eton Tests)</w:t>
+        <w:t xml:space="preserve">Part 2. Tests set by your teacher (AP Tests)</w:t>
       </w:r>
     </w:p>
     <w:p>
@@ -7398,7 +7398,7 @@
             <w:szCs w:val="24"/>
             <w:u w:val="single"/>
           </w:rPr>
-          <w:t xml:space="preserve">▶ Open Eton Tests</w:t>
+          <w:t xml:space="preserve">▶ Open AP Tests</w:t>
         </w:r>
       </w:hyperlink>
       <w:r>
@@ -7559,7 +7559,7 @@
           <w:sz w:val="22"/>
           <w:szCs w:val="22"/>
         </w:rPr>
-        <w:t xml:space="preserve">Eton Tests</w:t>
+        <w:t xml:space="preserve">AP Tests</w:t>
       </w:r>
       <w:r>
         <w:rPr>
@@ -9978,7 +9978,7 @@
                 <w:sz w:val="20"/>
                 <w:szCs w:val="20"/>
               </w:rPr>
-              <w:t xml:space="preserve">Eton Oral Cycle Practice</w:t>
+              <w:t xml:space="preserve">A Level Oral Cycle Practice</w:t>
             </w:r>
           </w:p>
         </w:tc>
@@ -16038,7 +16038,7 @@
           <w:sz w:val="24"/>
           <w:szCs w:val="24"/>
         </w:rPr>
-        <w:t xml:space="preserve">E. Eton Oral Cycle Practice</w:t>
+        <w:t xml:space="preserve">E. A Level Oral Cycle Practice</w:t>
       </w:r>
     </w:p>
     <w:p>
@@ -20715,7 +20715,7 @@
                 <w:sz w:val="20"/>
                 <w:szCs w:val="20"/>
               </w:rPr>
-              <w:t xml:space="preserve">Eton Oral Cycle</w:t>
+              <w:t xml:space="preserve">A Level Oral Cycle</w:t>
             </w:r>
           </w:p>
         </w:tc>

--- a/Word documents/Eton_A_Level_User_Guide.docx
+++ b/Word documents/Eton_A_Level_User_Guide.docx
@@ -5046,7 +5046,7 @@
           <w:sz w:val="22"/>
           <w:szCs w:val="22"/>
         </w:rPr>
-        <w:t xml:space="preserve"> (tick it if perfect, or underline the errors). You cannot choose a mark until there is red on the answer.</w:t>
+        <w:t xml:space="preserve"> (tick it if perfect, or underline the errors). You cannot choose a mark until there is red on the answer. Once you have used red pen, the app reminds you in red to tap a mark. If those red reminders are too much, press 🔕 Turn off the red “tap your mark” alerts (it appears the first time, or in the marking box); press 🔔 Turn the red alerts back on to bring them back. Your choice is remembered on that iPad. Without the alerts, an unmarked answer still scores 0.</w:t>
       </w:r>
     </w:p>
     <w:p>

--- a/Word documents/Eton_A_Level_User_Guide.docx
+++ b/Word documents/Eton_A_Level_User_Guide.docx
@@ -5498,6 +5498,24 @@
           <w:szCs w:val="22"/>
         </w:rPr>
         <w:t xml:space="preserve"> option.</w:t>
+      </w:r>
+    </w:p>
+    <w:p>
+      <w:pPr>
+        <w:pStyle w:val="ListParagraph"/>
+        <w:numPr>
+          <w:ilvl w:val="0"/>
+          <w:numId w:val="2"/>
+        </w:numPr>
+        <w:spacing w:after="60" w:line="276"/>
+      </w:pPr>
+      <w:r>
+        <w:rPr>
+          <w:rFonts w:ascii="Arial" w:cs="Arial" w:eastAsia="Arial" w:hAnsi="Arial"/>
+          <w:sz w:val="22"/>
+          <w:szCs w:val="22"/>
+        </w:rPr>
+        <w:t xml:space="preserve">When you have finished, marked and saved your PDF, you can press 🔄 Take a fresh test at the bottom of the page for new questions with the same settings. The test you have just done is cleared, so save its PDF first. Teacher-set tests do not have this button.</w:t>
       </w:r>
     </w:p>
     <w:p>

--- a/Word documents/Eton_A_Level_User_Guide.docx
+++ b/Word documents/Eton_A_Level_User_Guide.docx
@@ -18189,6 +18189,35 @@
           <w:szCs w:val="22"/>
         </w:rPr>
         <w:t>What to practise: three labelled rows, each with its own dropdown. Topic Vocab Only (TV1a, TV1b, TV1c, TV1 Entire up to TV12 Entire) is the topic vocabulary only. Verb Structures Only (VS1a up to VS12 Entire) is the verb structures only, in alphabetical order. Vocab and Verbs together (Michaelmas Trials, Summer Trials, then VV1a up to VV12 Entire) is both. Press a row's button, or change its dropdown, to choose; the highlighted row is the one used, and the number of phrases is shown beside each. TV1 to TV12, VS1 to VS12 and VV1 to VV12 all line up with Topics 1 to 12.</w:t>
+      </w:r>
+    </w:p>
+    <w:p>
+      <w:pPr>
+        <w:pStyle w:val="ListParagraph"/>
+        <w:numPr>
+          <w:ilvl w:val="0"/>
+          <w:numId w:val="2"/>
+        </w:numPr>
+        <w:spacing w:after="60" w:line="276"/>
+      </w:pPr>
+      <w:r>
+        <w:rPr>
+          <w:rFonts w:ascii="Arial" w:cs="Arial" w:eastAsia="Arial" w:hAnsi="Arial"/>
+          <w:b/>
+          <w:bCs/>
+          <w:sz w:val="22"/>
+          <w:szCs w:val="22"/>
+        </w:rPr>
+        <w:t xml:space="preserve">Which structures: </w:t>
+      </w:r>
+      <w:r>
+        <w:rPr>
+          <w:rFonts w:ascii="Arial" w:cs="Arial" w:eastAsia="Arial" w:hAnsi="Arial"/>
+          <w:bCs/>
+          <w:sz w:val="22"/>
+          <w:szCs w:val="22"/>
+        </w:rPr>
+        <w:t>five buttons under Verb Structures Only choose how many of the verb structures to practise. Essential are the five most important structures of each week: learn them and be able to write them in French. Important are the next five. Essential + Important gives you both together, ten a week. Recognition are all the others: you only need to understand them, so they are practised French to English only. All structures is every verb structure of the week, as before. The sets are named to match, for example VS Essential 3b or VS Recognition 3b, and 📖 View &amp; Print and the ⚡ Speed Challenge list them too. The same structure can appear in more than one week; it counts as Essential or Important only in the week where it is marked.</w:t>
       </w:r>
     </w:p>
     <w:p>

--- a/Word documents/Eton_A_Level_User_Guide.docx
+++ b/Word documents/Eton_A_Level_User_Guide.docx
@@ -18217,7 +18217,7 @@
           <w:sz w:val="22"/>
           <w:szCs w:val="22"/>
         </w:rPr>
-        <w:t>five buttons under Verb Structures Only choose how many of the verb structures to practise. Essential are the five most important structures of each week: learn them and be able to write them in French. Important are the next five. Essential + Important gives you both together, ten a week. Recognition are all the others: you only need to understand them, so they are practised French to English only. All structures is every verb structure of the week, as before. The sets are named to match, for example VS Essential 3b or VS Recognition 3b, and 📖 View &amp; Print and the ⚡ Speed Challenge list them too. The same structure can appear in more than one week; it counts as Essential or Important only in the week where it is marked.</w:t>
+        <w:t>five buttons under Verb Structures Only choose how many of the verb structures to practise. Essential are the five most important structures of each week: learn them and be able to write them in French. Important are the next five. Essential + Important gives you both together, ten a week. Recognition are all the others: you only need to understand them, so the drill sets itself to French to English and Swap will not turn it round. A teacher or a stronger pupil can press the 🔒 French → English only button that appears under the choices to unlock it and practise Recognition either way round; press it again to lock. All structures is every verb structure of the week, as before. The sets are named to match, for example VS Essential 3b or VS Recognition 3b, and 📖 View &amp; Print and the ⚡ Speed Challenge list them too. The same structure can appear in more than one week; it counts as Essential or Important only in the week where it is marked.</w:t>
       </w:r>
     </w:p>
     <w:p>

--- a/Word documents/Eton_A_Level_User_Guide.docx
+++ b/Word documents/Eton_A_Level_User_Guide.docx
@@ -18536,6 +18536,116 @@
           <w:szCs w:val="22"/>
         </w:rPr>
         <w:t xml:space="preserve">.</w:t>
+      </w:r>
+      <w:r>
+        <w:rPr>
+          <w:rFonts w:ascii="Arial" w:cs="Arial" w:eastAsia="Arial" w:hAnsi="Arial"/>
+          <w:sz w:val="22"/>
+          <w:szCs w:val="22"/>
+        </w:rPr>
+        <w:t xml:space="preserve"> </w:t>
+      </w:r>
+      <w:r>
+        <w:rPr>
+          <w:rFonts w:ascii="Arial" w:cs="Arial" w:eastAsia="Arial" w:hAnsi="Arial"/>
+          <w:b/>
+          <w:sz w:val="22"/>
+          <w:szCs w:val="22"/>
+        </w:rPr>
+        <w:t>Group by</w:t>
+      </w:r>
+      <w:r>
+        <w:rPr>
+          <w:rFonts w:ascii="Arial" w:cs="Arial" w:eastAsia="Arial" w:hAnsi="Arial"/>
+          <w:sz w:val="22"/>
+          <w:szCs w:val="22"/>
+        </w:rPr>
+        <w:t xml:space="preserve"> (Set, Topic, Tier or One list) and </w:t>
+      </w:r>
+      <w:r>
+        <w:rPr>
+          <w:rFonts w:ascii="Arial" w:cs="Arial" w:eastAsia="Arial" w:hAnsi="Arial"/>
+          <w:b/>
+          <w:sz w:val="22"/>
+          <w:szCs w:val="22"/>
+        </w:rPr>
+        <w:t>Sort</w:t>
+      </w:r>
+      <w:r>
+        <w:rPr>
+          <w:rFonts w:ascii="Arial" w:cs="Arial" w:eastAsia="Arial" w:hAnsi="Arial"/>
+          <w:sz w:val="22"/>
+          <w:szCs w:val="22"/>
+        </w:rPr>
+        <w:t xml:space="preserve"> (Original order or A–Z) decide how the list is arranged on screen and on every printout, so you can print all the verb structures together, grouped by Essential, Important and Recognition. A </w:t>
+      </w:r>
+      <w:r>
+        <w:rPr>
+          <w:rFonts w:ascii="Arial" w:cs="Arial" w:eastAsia="Arial" w:hAnsi="Arial"/>
+          <w:b/>
+          <w:sz w:val="22"/>
+          <w:szCs w:val="22"/>
+        </w:rPr>
+        <w:t>Select all</w:t>
+      </w:r>
+      <w:r>
+        <w:rPr>
+          <w:rFonts w:ascii="Arial" w:cs="Arial" w:eastAsia="Arial" w:hAnsi="Arial"/>
+          <w:sz w:val="22"/>
+          <w:szCs w:val="22"/>
+        </w:rPr>
+        <w:t xml:space="preserve"> button on each group heading ticks every set in it, and a small </w:t>
+      </w:r>
+      <w:r>
+        <w:rPr>
+          <w:rFonts w:ascii="Arial" w:cs="Arial" w:eastAsia="Arial" w:hAnsi="Arial"/>
+          <w:b/>
+          <w:sz w:val="22"/>
+          <w:szCs w:val="22"/>
+        </w:rPr>
+        <w:t>E</w:t>
+      </w:r>
+      <w:r>
+        <w:rPr>
+          <w:rFonts w:ascii="Arial" w:cs="Arial" w:eastAsia="Arial" w:hAnsi="Arial"/>
+          <w:sz w:val="22"/>
+          <w:szCs w:val="22"/>
+        </w:rPr>
+        <w:t xml:space="preserve">, </w:t>
+      </w:r>
+      <w:r>
+        <w:rPr>
+          <w:rFonts w:ascii="Arial" w:cs="Arial" w:eastAsia="Arial" w:hAnsi="Arial"/>
+          <w:b/>
+          <w:sz w:val="22"/>
+          <w:szCs w:val="22"/>
+        </w:rPr>
+        <w:t>I</w:t>
+      </w:r>
+      <w:r>
+        <w:rPr>
+          <w:rFonts w:ascii="Arial" w:cs="Arial" w:eastAsia="Arial" w:hAnsi="Arial"/>
+          <w:sz w:val="22"/>
+          <w:szCs w:val="22"/>
+        </w:rPr>
+        <w:t xml:space="preserve"> or </w:t>
+      </w:r>
+      <w:r>
+        <w:rPr>
+          <w:rFonts w:ascii="Arial" w:cs="Arial" w:eastAsia="Arial" w:hAnsi="Arial"/>
+          <w:b/>
+          <w:sz w:val="22"/>
+          <w:szCs w:val="22"/>
+        </w:rPr>
+        <w:t>R</w:t>
+      </w:r>
+      <w:r>
+        <w:rPr>
+          <w:rFonts w:ascii="Arial" w:cs="Arial" w:eastAsia="Arial" w:hAnsi="Arial"/>
+          <w:sz w:val="22"/>
+          <w:szCs w:val="22"/>
+        </w:rPr>
+        <w:t xml:space="preserve"> beside a verb structure shows its tier.</w:t>
       </w:r>
     </w:p>
     <w:p>

--- a/Word documents/Eton_A_Level_User_Guide.docx
+++ b/Word documents/Eton_A_Level_User_Guide.docx
@@ -18188,7 +18188,7 @@
           <w:sz w:val="22"/>
           <w:szCs w:val="22"/>
         </w:rPr>
-        <w:t>What to practise: three labelled rows, each with its own dropdown. Topic Vocab Only (TV1a, TV1b, TV1c, TV1 Entire up to TV12 Entire) is the topic vocabulary only. Verb Structures Only (VS1a up to VS12 Entire) is the verb structures only, in alphabetical order. Vocab and Verbs together (Michaelmas Trials, Summer Trials, then VV1a up to VV12 Entire) is both. Press a row's button, or change its dropdown, to choose; the highlighted row is the one used, and the number of phrases is shown beside each. TV1 to TV12, VS1 to VS12 and VV1 to VV12 all line up with Topics 1 to 12.</w:t>
+        <w:t>What to practise: four labelled rows, each with its own dropdown. Topic Vocab Only (TV1a, TV1b, TV1c, TV1 Entire up to TV12 Entire) is the topic vocabulary only. Verb Structures Only (VS1a up to VS12 Entire) is the verb structures only, in alphabetical order. Vocab and Verbs together (Michaelmas Trials, Summer Trials, then VV1a up to VV12 Entire) is both. Topic Vocab + chosen structures is one week of topic vocabulary plus whichever of its verb structures you choose (see below). Press a row's button, or change its dropdown, to choose; the highlighted row is the one used, and the number of phrases is shown beside each. TV1 to TV12, VS1 to VS12 and VV1 to VV12 all line up with Topics 1 to 12.</w:t>
       </w:r>
     </w:p>
     <w:p>
@@ -18237,6 +18237,26 @@
           <w:sz w:val="22"/>
           <w:szCs w:val="22"/>
         </w:rPr>
+        <w:t>Topic Vocab + chosen structures: pick a week in the dropdown, then press Essential, Important and/or Recognition under it to add those verb structures to that week's topic vocabulary. You can have any mix, but at least one must stay on. The sets are named to match, for example TV + Essential 3b or TV + Essential + Recognition 3b. The 🔒 French → English only button keeps the whole set (topic vocabulary and structures) in French to English, and Swap will not turn it round; press it to release the lock (🔓 Either direction) and practise either way round. The lock starts on while Recognition is ticked and off otherwise, and it remembers your choice on this device. View &amp; Print and the Speed Challenge list these sets too.</w:t>
+      </w:r>
+    </w:p>
+    <w:p>
+      <w:pPr>
+        <w:pStyle w:val="ListParagraph"/>
+        <w:numPr>
+          <w:ilvl w:val="0"/>
+          <w:numId w:val="2"/>
+        </w:numPr>
+        <w:spacing w:after="60" w:line="276"/>
+      </w:pPr>
+      <w:r>
+        <w:rPr>
+          <w:rFonts w:ascii="Arial" w:cs="Arial" w:eastAsia="Arial" w:hAnsi="Arial"/>
+          <w:b/>
+          <w:bCs/>
+          <w:sz w:val="22"/>
+          <w:szCs w:val="22"/>
+        </w:rPr>
         <w:t>TV1a</w:t>
       </w:r>
       <w:r>
@@ -18263,7 +18283,7 @@
           <w:sz w:val="22"/>
           <w:szCs w:val="22"/>
         </w:rPr>
-        <w:t xml:space="preserve"> is its verb structures, so TV1a and VS1a together make VV1a (the same goes for every set). Your teacher will tell you which sets to learn. 📖 View &amp; Print and the ⚡ Speed Challenge list the same three groups.</w:t>
+        <w:t xml:space="preserve"> is its verb structures, so TV1a and VS1a together make VV1a (the same goes for every set). Your teacher will tell you which sets to learn. 📖 View &amp; Print and the ⚡ Speed Challenge list the same groups.</w:t>
       </w:r>
     </w:p>
     <w:p>

--- a/Word documents/Eton_A_Level_User_Guide.docx
+++ b/Word documents/Eton_A_Level_User_Guide.docx
@@ -1562,6 +1562,12 @@
               </w:rPr>
               <w:t xml:space="preserve"> flips them. Practise both directions.</w:t>
             </w:r>
+            <w:r>
+              <w:rPr>
+                <w:b w:val="0"/>
+              </w:rPr>
+              <w:t xml:space="preserve"> Under Direction, Mix both ways puts both directions in one session. 50–50 gives half the cards each way; 70–30 gives seven in ten from English into the other language and three in ten back into English. Each card shows which way it goes. It starts as Off.</w:t>
+            </w:r>
           </w:p>
         </w:tc>
       </w:tr>
@@ -18393,6 +18399,12 @@
         </w:rPr>
         <w:t xml:space="preserve">.</w:t>
       </w:r>
+      <w:r>
+        <w:rPr>
+          <w:b w:val="0"/>
+        </w:rPr>
+        <w:t xml:space="preserve"> Under Direction, Mix both ways (Off, 50–50 or 70–30) sends some cards into French and some back into English.</w:t>
+      </w:r>
     </w:p>
     <w:p>
       <w:pPr>
@@ -18833,6 +18845,12 @@
           <w:szCs w:val="22"/>
         </w:rPr>
         <w:t xml:space="preserve"> (Level, 5 / 10 / 15 / Custom questions).</w:t>
+      </w:r>
+      <w:r>
+        <w:rPr>
+          <w:b w:val="0"/>
+        </w:rPr>
+        <w:t xml:space="preserve"> Mix both ways (Off, 50–50 or 70–30) is also offered, each card showing its own direction.</w:t>
       </w:r>
     </w:p>
     <w:p>
@@ -20580,6 +20598,26 @@
           <w:szCs w:val="22"/>
         </w:rPr>
         <w:t xml:space="preserve">.</w:t>
+      </w:r>
+    </w:p>
+    <w:p>
+      <w:pPr>
+        <w:pStyle w:val="ListParagraph"/>
+        <w:numPr>
+          <w:ilvl w:val="0"/>
+          <w:numId w:val="2"/>
+        </w:numPr>
+        <w:spacing w:after="60" w:line="276"/>
+      </w:pPr>
+      <w:r>
+        <w:rPr>
+          <w:rFonts w:ascii="Arial" w:cs="Arial" w:eastAsia="Arial" w:hAnsi="Arial"/>
+          <w:b w:val="0"/>
+          <w:bCs/>
+          <w:sz w:val="22"/>
+          <w:szCs w:val="22"/>
+        </w:rPr>
+        <w:t>Mix both ways (under Direction): Off, 50–50 or 70–30. With 70–30, seven in ten cards go from English into the language and three in ten back into English; each card shows its own direction. It works in the drill, Leisure Mode, tests, Spot Tests and the Speed Challenge, and starts as Off each time.</w:t>
       </w:r>
     </w:p>
     <w:p>
